--- a/00_BIMR/BIMR-Future-Materials-Innovators-Program-NOI-2025_GCU_V1.docx
+++ b/00_BIMR/BIMR-Future-Materials-Innovators-Program-NOI-2025_GCU_V1.docx
@@ -113,6 +113,13 @@
           <w:bCs/>
         </w:rPr>
         <w:t xml:space="preserve"> Conductivity optimization in solid state batteries</w:t>
+      </w:r>
+      <w:r>
+        <w:rPr>
+          <w:b/>
+          <w:bCs/>
+        </w:rPr>
+        <w:t xml:space="preserve"> using genetic algorithms</w:t>
       </w:r>
     </w:p>
     <w:p>
@@ -450,54 +457,24 @@
                 <w:lang w:val="es-MX"/>
               </w:rPr>
             </w:pPr>
-            <w:proofErr w:type="spellStart"/>
             <w:r>
               <w:rPr>
                 <w:lang w:val="es-MX"/>
               </w:rPr>
-              <w:t>Research</w:t>
-            </w:r>
-            <w:proofErr w:type="spellEnd"/>
+              <w:t>Research Supervisor Name:</w:t>
+            </w:r>
             <w:r>
               <w:rPr>
                 <w:lang w:val="es-MX"/>
               </w:rPr>
-              <w:t xml:space="preserve"> Supervisor </w:t>
-            </w:r>
-            <w:proofErr w:type="spellStart"/>
+              <w:t xml:space="preserve"> Rodrigo Alejandro Va</w:t>
+            </w:r>
             <w:r>
               <w:rPr>
                 <w:lang w:val="es-MX"/>
               </w:rPr>
-              <w:t>Name</w:t>
-            </w:r>
-            <w:proofErr w:type="spellEnd"/>
-            <w:r>
-              <w:rPr>
-                <w:lang w:val="es-MX"/>
-              </w:rPr>
-              <w:t>:</w:t>
-            </w:r>
-            <w:r>
-              <w:rPr>
-                <w:lang w:val="es-MX"/>
-              </w:rPr>
-              <w:t xml:space="preserve"> Rodrigo Alejandro Va</w:t>
-            </w:r>
-            <w:r>
-              <w:rPr>
-                <w:lang w:val="es-MX"/>
-              </w:rPr>
-              <w:t xml:space="preserve">rgas </w:t>
-            </w:r>
-            <w:proofErr w:type="spellStart"/>
-            <w:r>
-              <w:rPr>
-                <w:lang w:val="es-MX"/>
-              </w:rPr>
-              <w:t>Hernandez</w:t>
-            </w:r>
-            <w:proofErr w:type="spellEnd"/>
+              <w:t>rgas Hernandez</w:t>
+            </w:r>
           </w:p>
         </w:tc>
       </w:tr>
@@ -1249,6 +1226,7 @@
   <w:style w:type="character" w:default="1" w:styleId="DefaultParagraphFont">
     <w:name w:val="Default Paragraph Font"/>
     <w:uiPriority w:val="1"/>
+    <w:semiHidden/>
     <w:unhideWhenUsed/>
   </w:style>
   <w:style w:type="table" w:default="1" w:styleId="TableNormal">
